--- a/lr2/_output/lr2.docx
+++ b/lr2/_output/lr2.docx
@@ -1645,7 +1645,7 @@
             <w:r>
               <w:drawing>
                 <wp:inline>
-                  <wp:extent cx="2213001" cy="1383126"/>
+                  <wp:extent cx="2781620" cy="1390810"/>
                   <wp:effectExtent b="0" l="0" r="0" t="0"/>
                   <wp:docPr descr="" title="" id="23" name="Picture"/>
                   <a:graphic>
@@ -1666,7 +1666,7 @@
                         <pic:spPr bwMode="auto">
                           <a:xfrm>
                             <a:off x="0" y="0"/>
-                            <a:ext cx="2213001" cy="1383126"/>
+                            <a:ext cx="2781620" cy="1390810"/>
                           </a:xfrm>
                           <a:prstGeom prst="rect">
                             <a:avLst/>
@@ -1971,7 +1971,7 @@
             <w:r>
               <w:drawing>
                 <wp:inline>
-                  <wp:extent cx="3733800" cy="2822203"/>
+                  <wp:extent cx="3733800" cy="2843207"/>
                   <wp:effectExtent b="0" l="0" r="0" t="0"/>
                   <wp:docPr descr="" title="" id="31" name="Picture"/>
                   <a:graphic>
@@ -1992,7 +1992,7 @@
                         <pic:spPr bwMode="auto">
                           <a:xfrm>
                             <a:off x="0" y="0"/>
-                            <a:ext cx="3733800" cy="2822203"/>
+                            <a:ext cx="3733800" cy="2843207"/>
                           </a:xfrm>
                           <a:prstGeom prst="rect">
                             <a:avLst/>
@@ -2760,7 +2760,7 @@
             <w:r>
               <w:drawing>
                 <wp:inline>
-                  <wp:extent cx="3733800" cy="2467938"/>
+                  <wp:extent cx="3733800" cy="2354224"/>
                   <wp:effectExtent b="0" l="0" r="0" t="0"/>
                   <wp:docPr descr="" title="" id="36" name="Picture"/>
                   <a:graphic>
@@ -2781,7 +2781,7 @@
                         <pic:spPr bwMode="auto">
                           <a:xfrm>
                             <a:off x="0" y="0"/>
-                            <a:ext cx="3733800" cy="2467938"/>
+                            <a:ext cx="3733800" cy="2354224"/>
                           </a:xfrm>
                           <a:prstGeom prst="rect">
                             <a:avLst/>
@@ -2847,7 +2847,7 @@
             <w:r>
               <w:drawing>
                 <wp:inline>
-                  <wp:extent cx="3733800" cy="2423694"/>
+                  <wp:extent cx="3733800" cy="2477923"/>
                   <wp:effectExtent b="0" l="0" r="0" t="0"/>
                   <wp:docPr descr="" title="" id="40" name="Picture"/>
                   <a:graphic>
@@ -2868,7 +2868,7 @@
                         <pic:spPr bwMode="auto">
                           <a:xfrm>
                             <a:off x="0" y="0"/>
-                            <a:ext cx="3733800" cy="2423694"/>
+                            <a:ext cx="3733800" cy="2477923"/>
                           </a:xfrm>
                           <a:prstGeom prst="rect">
                             <a:avLst/>
@@ -3117,7 +3117,7 @@
             <w:r>
               <w:drawing>
                 <wp:inline>
-                  <wp:extent cx="3733800" cy="2015636"/>
+                  <wp:extent cx="3733800" cy="2194718"/>
                   <wp:effectExtent b="0" l="0" r="0" t="0"/>
                   <wp:docPr descr="" title="" id="45" name="Picture"/>
                   <a:graphic>
@@ -3138,7 +3138,7 @@
                         <pic:spPr bwMode="auto">
                           <a:xfrm>
                             <a:off x="0" y="0"/>
-                            <a:ext cx="3733800" cy="2015636"/>
+                            <a:ext cx="3733800" cy="2194718"/>
                           </a:xfrm>
                           <a:prstGeom prst="rect">
                             <a:avLst/>
@@ -3204,7 +3204,7 @@
             <w:r>
               <w:drawing>
                 <wp:inline>
-                  <wp:extent cx="3733800" cy="2494818"/>
+                  <wp:extent cx="3733800" cy="2600876"/>
                   <wp:effectExtent b="0" l="0" r="0" t="0"/>
                   <wp:docPr descr="" title="" id="49" name="Picture"/>
                   <a:graphic>
@@ -3225,7 +3225,7 @@
                         <pic:spPr bwMode="auto">
                           <a:xfrm>
                             <a:off x="0" y="0"/>
-                            <a:ext cx="3733800" cy="2494818"/>
+                            <a:ext cx="3733800" cy="2600876"/>
                           </a:xfrm>
                           <a:prstGeom prst="rect">
                             <a:avLst/>
